--- a/Appunti/GPOI/Gestire progetti e fare impresa.docx
+++ b/Appunti/GPOI/Gestire progetti e fare impresa.docx
@@ -1,10 +1,10 @@
 
 <file path=word/document.xml><?xml version="1.0" encoding="utf-8"?>
-<w:document xmlns:wpc="http://schemas.microsoft.com/office/word/2010/wordprocessingCanvas" xmlns:cx="http://schemas.microsoft.com/office/drawing/2014/chartex" xmlns:cx1="http://schemas.microsoft.com/office/drawing/2015/9/8/chartex" xmlns:cx2="http://schemas.microsoft.com/office/drawing/2015/10/21/chartex" xmlns:cx3="http://schemas.microsoft.com/office/drawing/2016/5/9/chartex" xmlns:cx4="http://schemas.microsoft.com/office/drawing/2016/5/10/chartex" xmlns:cx5="http://schemas.microsoft.com/office/drawing/2016/5/11/chartex" xmlns:cx6="http://schemas.microsoft.com/office/drawing/2016/5/12/chartex" xmlns:cx7="http://schemas.microsoft.com/office/drawing/2016/5/13/chartex" xmlns:cx8="http://schemas.microsoft.com/office/drawing/2016/5/14/chartex" xmlns:mc="http://schemas.openxmlformats.org/markup-compatibility/2006" xmlns:aink="http://schemas.microsoft.com/office/drawing/2016/ink" xmlns:am3d="http://schemas.microsoft.com/office/drawing/2017/model3d" xmlns:o="urn:schemas-microsoft-com:office:office" xmlns:oel="http://schemas.microsoft.com/office/2019/extlst" xmlns:r="http://schemas.openxmlformats.org/officeDocument/2006/relationships" xmlns:m="http://schemas.openxmlformats.org/officeDocument/2006/math" xmlns:v="urn:schemas-microsoft-com:vml" xmlns:wp14="http://schemas.microsoft.com/office/word/2010/wordprocessingDrawing" xmlns:wp="http://schemas.openxmlformats.org/drawingml/2006/wordprocessingDrawing" xmlns:w10="urn:schemas-microsoft-com:office:word" xmlns:w="http://schemas.openxmlformats.org/wordprocessingml/2006/main" xmlns:w14="http://schemas.microsoft.com/office/word/2010/wordml" xmlns:w15="http://schemas.microsoft.com/office/word/2012/wordml" xmlns:w16cex="http://schemas.microsoft.com/office/word/2018/wordml/cex" xmlns:w16cid="http://schemas.microsoft.com/office/word/2016/wordml/cid" xmlns:w16="http://schemas.microsoft.com/office/word/2018/wordml" xmlns:w16du="http://schemas.microsoft.com/office/word/2023/wordml/word16du" xmlns:w16sdtdh="http://schemas.microsoft.com/office/word/2020/wordml/sdtdatahash" xmlns:w16sdtfl="http://schemas.microsoft.com/office/word/2024/wordml/sdtformatlock" xmlns:w16se="http://schemas.microsoft.com/office/word/2015/wordml/symex" xmlns:wpg="http://schemas.microsoft.com/office/word/2010/wordprocessingGroup" xmlns:wpi="http://schemas.microsoft.com/office/word/2010/wordprocessingInk" xmlns:wne="http://schemas.microsoft.com/office/word/2006/wordml" xmlns:wps="http://schemas.microsoft.com/office/word/2010/wordprocessingShape" mc:Ignorable="w14 w15 w16se w16cid w16 w16cex w16sdtdh w16sdtfl w16du wp14">
+<w:document xmlns:wpc="http://schemas.microsoft.com/office/word/2010/wordprocessingCanvas" xmlns:cx="http://schemas.microsoft.com/office/drawing/2014/chartex" xmlns:cx1="http://schemas.microsoft.com/office/drawing/2015/9/8/chartex" xmlns:cx2="http://schemas.microsoft.com/office/drawing/2015/10/21/chartex" xmlns:cx3="http://schemas.microsoft.com/office/drawing/2016/5/9/chartex" xmlns:cx4="http://schemas.microsoft.com/office/drawing/2016/5/10/chartex" xmlns:cx5="http://schemas.microsoft.com/office/drawing/2016/5/11/chartex" xmlns:cx6="http://schemas.microsoft.com/office/drawing/2016/5/12/chartex" xmlns:cx7="http://schemas.microsoft.com/office/drawing/2016/5/13/chartex" xmlns:cx8="http://schemas.microsoft.com/office/drawing/2016/5/14/chartex" xmlns:mc="http://schemas.openxmlformats.org/markup-compatibility/2006" xmlns:aink="http://schemas.microsoft.com/office/drawing/2016/ink" xmlns:am3d="http://schemas.microsoft.com/office/drawing/2017/model3d" xmlns:o="urn:schemas-microsoft-com:office:office" xmlns:oel="http://schemas.microsoft.com/office/2019/extlst" xmlns:r="http://schemas.openxmlformats.org/officeDocument/2006/relationships" xmlns:m="http://schemas.openxmlformats.org/officeDocument/2006/math" xmlns:v="urn:schemas-microsoft-com:vml" xmlns:wp14="http://schemas.microsoft.com/office/word/2010/wordprocessingDrawing" xmlns:wp="http://schemas.openxmlformats.org/drawingml/2006/wordprocessingDrawing" xmlns:w10="urn:schemas-microsoft-com:office:word" xmlns:w="http://schemas.openxmlformats.org/wordprocessingml/2006/main" xmlns:w14="http://schemas.microsoft.com/office/word/2010/wordml" xmlns:w15="http://schemas.microsoft.com/office/word/2012/wordml" xmlns:w16cex="http://schemas.microsoft.com/office/word/2018/wordml/cex" xmlns:w16cid="http://schemas.microsoft.com/office/word/2016/wordml/cid" xmlns:w16="http://schemas.microsoft.com/office/word/2018/wordml" xmlns:w16sdtdh="http://schemas.microsoft.com/office/word/2020/wordml/sdtdatahash" xmlns:w16se="http://schemas.microsoft.com/office/word/2015/wordml/symex" xmlns:wpg="http://schemas.microsoft.com/office/word/2010/wordprocessingGroup" xmlns:wpi="http://schemas.microsoft.com/office/word/2010/wordprocessingInk" xmlns:wne="http://schemas.microsoft.com/office/word/2006/wordml" xmlns:wps="http://schemas.microsoft.com/office/word/2010/wordprocessingShape" mc:Ignorable="w14 w15 w16se w16cid w16 w16cex w16sdtdh wp14">
   <w:body>
     <w:p>
       <w:pPr>
-        <w:pStyle w:val="Titolo"/>
+        <w:pStyle w:val="a3"/>
       </w:pPr>
       <w:r>
         <w:t>Gestire progetti e fare impresa</w:t>
@@ -12,7 +12,7 @@
     </w:p>
     <w:p>
       <w:pPr>
-        <w:pStyle w:val="Titolo1"/>
+        <w:pStyle w:val="1"/>
       </w:pPr>
       <w:r>
         <w:t>Fare un’impresa</w:t>
@@ -25,7 +25,7 @@
     </w:p>
     <w:p>
       <w:pPr>
-        <w:pStyle w:val="Titolo1"/>
+        <w:pStyle w:val="1"/>
       </w:pPr>
       <w:r>
         <w:t>Le caratteristiche di un’impresa</w:t>
@@ -48,7 +48,7 @@
     </w:p>
     <w:p>
       <w:pPr>
-        <w:pStyle w:val="Paragrafoelenco"/>
+        <w:pStyle w:val="a9"/>
         <w:numPr>
           <w:ilvl w:val="0"/>
           <w:numId w:val="1"/>
@@ -60,7 +60,7 @@
     </w:p>
     <w:p>
       <w:pPr>
-        <w:pStyle w:val="Paragrafoelenco"/>
+        <w:pStyle w:val="a9"/>
         <w:numPr>
           <w:ilvl w:val="0"/>
           <w:numId w:val="1"/>
@@ -72,7 +72,7 @@
     </w:p>
     <w:p>
       <w:pPr>
-        <w:pStyle w:val="Paragrafoelenco"/>
+        <w:pStyle w:val="a9"/>
         <w:numPr>
           <w:ilvl w:val="0"/>
           <w:numId w:val="1"/>
@@ -84,7 +84,7 @@
     </w:p>
     <w:p>
       <w:pPr>
-        <w:pStyle w:val="Titolo1"/>
+        <w:pStyle w:val="1"/>
       </w:pPr>
       <w:r>
         <w:t>Definizione di progetto</w:t>
@@ -97,7 +97,7 @@
     </w:p>
     <w:p>
       <w:pPr>
-        <w:pStyle w:val="Titolo1"/>
+        <w:pStyle w:val="1"/>
       </w:pPr>
       <w:r>
         <w:t>Le caratteristiche di un progetto</w:t>
@@ -110,7 +110,7 @@
     </w:p>
     <w:p>
       <w:pPr>
-        <w:pStyle w:val="Paragrafoelenco"/>
+        <w:pStyle w:val="a9"/>
         <w:numPr>
           <w:ilvl w:val="0"/>
           <w:numId w:val="1"/>
@@ -122,7 +122,7 @@
     </w:p>
     <w:p>
       <w:pPr>
-        <w:pStyle w:val="Paragrafoelenco"/>
+        <w:pStyle w:val="a9"/>
         <w:numPr>
           <w:ilvl w:val="0"/>
           <w:numId w:val="1"/>
@@ -134,7 +134,7 @@
     </w:p>
     <w:p>
       <w:pPr>
-        <w:pStyle w:val="Paragrafoelenco"/>
+        <w:pStyle w:val="a9"/>
         <w:numPr>
           <w:ilvl w:val="0"/>
           <w:numId w:val="1"/>
@@ -146,7 +146,7 @@
     </w:p>
     <w:p>
       <w:pPr>
-        <w:pStyle w:val="Paragrafoelenco"/>
+        <w:pStyle w:val="a9"/>
         <w:numPr>
           <w:ilvl w:val="0"/>
           <w:numId w:val="1"/>
@@ -158,7 +158,7 @@
     </w:p>
     <w:p>
       <w:pPr>
-        <w:pStyle w:val="Paragrafoelenco"/>
+        <w:pStyle w:val="a9"/>
         <w:numPr>
           <w:ilvl w:val="0"/>
           <w:numId w:val="1"/>
@@ -170,7 +170,7 @@
     </w:p>
     <w:p>
       <w:pPr>
-        <w:pStyle w:val="Paragrafoelenco"/>
+        <w:pStyle w:val="a9"/>
         <w:numPr>
           <w:ilvl w:val="0"/>
           <w:numId w:val="1"/>
@@ -182,7 +182,7 @@
     </w:p>
     <w:p>
       <w:pPr>
-        <w:pStyle w:val="Titolo1"/>
+        <w:pStyle w:val="1"/>
       </w:pPr>
       <w:r>
         <w:lastRenderedPageBreak/>
@@ -202,23 +202,7 @@
         </w:pBdr>
       </w:pPr>
       <w:r>
-        <w:t xml:space="preserve">Work Breakdown </w:t>
-      </w:r>
-      <w:proofErr w:type="spellStart"/>
-      <w:r>
-        <w:t>Structure</w:t>
-      </w:r>
-      <w:proofErr w:type="spellEnd"/>
-      <w:r>
-        <w:t xml:space="preserve">: scomposizione di un progetto nell’insieme delle sue attività dette work packages e ciascun WP viene suddiviso in </w:t>
-      </w:r>
-      <w:proofErr w:type="spellStart"/>
-      <w:r>
-        <w:t>sottoprogetti</w:t>
-      </w:r>
-      <w:proofErr w:type="spellEnd"/>
-      <w:r>
-        <w:t>.</w:t>
+        <w:t>Work Breakdown Structure: scomposizione di un progetto nell’insieme delle sue attività dette work packages e ciascun WP viene suddiviso in sottoprogetti.</w:t>
       </w:r>
     </w:p>
     <w:p>
@@ -242,15 +226,7 @@
     <w:p/>
     <w:p>
       <w:r>
-        <w:t xml:space="preserve">Il project manager è regolato da procedure istituzionalizzate per la raccolta e l’elaborazione dei dati, in modo da ottenere una documentazione chiara, sintetica e realistica sull’andamento del progetto. Avere un quadro di riferimento completo consente di prevedere le modalità di svolgimento </w:t>
-      </w:r>
-      <w:proofErr w:type="gramStart"/>
-      <w:r>
-        <w:t>della fasi</w:t>
-      </w:r>
-      <w:proofErr w:type="gramEnd"/>
-      <w:r>
-        <w:t xml:space="preserve"> produttive successive.</w:t>
+        <w:t>Il project manager è regolato da procedure istituzionalizzate per la raccolta e l’elaborazione dei dati, in modo da ottenere una documentazione chiara, sintetica e realistica sull’andamento del progetto. Avere un quadro di riferimento completo consente di prevedere le modalità di svolgimento della fasi produttive successive.</w:t>
       </w:r>
     </w:p>
     <w:p/>
@@ -261,7 +237,7 @@
     </w:p>
     <w:p>
       <w:pPr>
-        <w:pStyle w:val="Titolo1"/>
+        <w:pStyle w:val="1"/>
       </w:pPr>
       <w:r>
         <w:t>La leadership</w:t>
@@ -277,7 +253,7 @@
     </w:p>
     <w:p>
       <w:pPr>
-        <w:pStyle w:val="Titolo1"/>
+        <w:pStyle w:val="1"/>
       </w:pPr>
       <w:r>
         <w:rPr>
@@ -305,7 +281,7 @@
     </w:p>
     <w:p>
       <w:pPr>
-        <w:pStyle w:val="Paragrafoelenco"/>
+        <w:pStyle w:val="a9"/>
         <w:numPr>
           <w:ilvl w:val="0"/>
           <w:numId w:val="1"/>
@@ -317,7 +293,7 @@
     </w:p>
     <w:p>
       <w:pPr>
-        <w:pStyle w:val="Paragrafoelenco"/>
+        <w:pStyle w:val="a9"/>
         <w:numPr>
           <w:ilvl w:val="0"/>
           <w:numId w:val="1"/>
@@ -329,7 +305,7 @@
     </w:p>
     <w:p>
       <w:pPr>
-        <w:pStyle w:val="Paragrafoelenco"/>
+        <w:pStyle w:val="a9"/>
         <w:numPr>
           <w:ilvl w:val="0"/>
           <w:numId w:val="1"/>
@@ -341,7 +317,7 @@
     </w:p>
     <w:p>
       <w:pPr>
-        <w:pStyle w:val="Paragrafoelenco"/>
+        <w:pStyle w:val="a9"/>
         <w:numPr>
           <w:ilvl w:val="0"/>
           <w:numId w:val="1"/>
@@ -353,7 +329,7 @@
     </w:p>
     <w:p>
       <w:pPr>
-        <w:pStyle w:val="Paragrafoelenco"/>
+        <w:pStyle w:val="a9"/>
         <w:numPr>
           <w:ilvl w:val="0"/>
           <w:numId w:val="1"/>
@@ -366,7 +342,7 @@
     </w:p>
     <w:p>
       <w:pPr>
-        <w:pStyle w:val="Paragrafoelenco"/>
+        <w:pStyle w:val="a9"/>
         <w:numPr>
           <w:ilvl w:val="0"/>
           <w:numId w:val="1"/>
@@ -378,7 +354,7 @@
     </w:p>
     <w:p>
       <w:pPr>
-        <w:pStyle w:val="Titolo1"/>
+        <w:pStyle w:val="1"/>
       </w:pPr>
       <w:r>
         <w:t>Stili di leadership</w:t>
@@ -386,7 +362,7 @@
     </w:p>
     <w:p>
       <w:pPr>
-        <w:pStyle w:val="Paragrafoelenco"/>
+        <w:pStyle w:val="a9"/>
         <w:numPr>
           <w:ilvl w:val="0"/>
           <w:numId w:val="1"/>
@@ -398,7 +374,7 @@
     </w:p>
     <w:p>
       <w:pPr>
-        <w:pStyle w:val="Paragrafoelenco"/>
+        <w:pStyle w:val="a9"/>
         <w:numPr>
           <w:ilvl w:val="0"/>
           <w:numId w:val="1"/>
@@ -410,7 +386,7 @@
     </w:p>
     <w:p>
       <w:pPr>
-        <w:pStyle w:val="Paragrafoelenco"/>
+        <w:pStyle w:val="a9"/>
         <w:numPr>
           <w:ilvl w:val="0"/>
           <w:numId w:val="1"/>
@@ -422,7 +398,7 @@
     </w:p>
     <w:p>
       <w:pPr>
-        <w:pStyle w:val="Paragrafoelenco"/>
+        <w:pStyle w:val="a9"/>
         <w:numPr>
           <w:ilvl w:val="0"/>
           <w:numId w:val="1"/>
@@ -434,7 +410,7 @@
     </w:p>
     <w:p>
       <w:pPr>
-        <w:pStyle w:val="Paragrafoelenco"/>
+        <w:pStyle w:val="a9"/>
         <w:numPr>
           <w:ilvl w:val="0"/>
           <w:numId w:val="1"/>
@@ -446,7 +422,7 @@
     </w:p>
     <w:p>
       <w:pPr>
-        <w:pStyle w:val="Titolo1"/>
+        <w:pStyle w:val="1"/>
       </w:pPr>
       <w:r>
         <w:t>Leadership formale e informale</w:t>
@@ -454,7 +430,7 @@
     </w:p>
     <w:p>
       <w:pPr>
-        <w:pStyle w:val="Paragrafoelenco"/>
+        <w:pStyle w:val="a9"/>
         <w:numPr>
           <w:ilvl w:val="0"/>
           <w:numId w:val="1"/>
@@ -466,7 +442,7 @@
     </w:p>
     <w:p>
       <w:pPr>
-        <w:pStyle w:val="Paragrafoelenco"/>
+        <w:pStyle w:val="a9"/>
         <w:numPr>
           <w:ilvl w:val="0"/>
           <w:numId w:val="1"/>
@@ -478,7 +454,7 @@
     </w:p>
     <w:p>
       <w:pPr>
-        <w:pStyle w:val="Titolo1"/>
+        <w:pStyle w:val="1"/>
       </w:pPr>
       <w:r>
         <w:t>Project manager</w:t>
@@ -492,266 +468,186 @@
         <w:t xml:space="preserve"> </w:t>
       </w:r>
       <w:r>
-        <w:t>Egli deve essere legittimato dall'organizzazione perché deve poter</w:t>
+        <w:t>Egli deve essere legittimato dall'organizzazione perché deve poter pianificare e controllare, ma deve anche gestire le dinamiche relazionali interne al team. Deve quindi possedere sia leadership formale sia informale che gli permettano di:</w:t>
+      </w:r>
+    </w:p>
+    <w:p>
+      <w:pPr>
+        <w:pStyle w:val="a9"/>
+        <w:numPr>
+          <w:ilvl w:val="0"/>
+          <w:numId w:val="1"/>
+        </w:numPr>
+      </w:pPr>
+      <w:r>
+        <w:t xml:space="preserve"> comunicare una visione;</w:t>
+      </w:r>
+    </w:p>
+    <w:p>
+      <w:pPr>
+        <w:pStyle w:val="a9"/>
+        <w:numPr>
+          <w:ilvl w:val="0"/>
+          <w:numId w:val="1"/>
+        </w:numPr>
+      </w:pPr>
+      <w:r>
+        <w:t>stimolare entusiasmo e creatività;</w:t>
+      </w:r>
+    </w:p>
+    <w:p>
+      <w:pPr>
+        <w:pStyle w:val="a9"/>
+        <w:numPr>
+          <w:ilvl w:val="0"/>
+          <w:numId w:val="1"/>
+        </w:numPr>
+      </w:pPr>
+      <w:r>
+        <w:t>incoraggiare lo spirito di squadra;</w:t>
+      </w:r>
+    </w:p>
+    <w:p>
+      <w:pPr>
+        <w:pStyle w:val="a9"/>
+        <w:numPr>
+          <w:ilvl w:val="0"/>
+          <w:numId w:val="1"/>
+        </w:numPr>
+      </w:pPr>
+      <w:r>
+        <w:t>gestire i conflitti;</w:t>
+      </w:r>
+    </w:p>
+    <w:p>
+      <w:pPr>
+        <w:pStyle w:val="a9"/>
+        <w:numPr>
+          <w:ilvl w:val="0"/>
+          <w:numId w:val="1"/>
+        </w:numPr>
+      </w:pPr>
+      <w:r>
+        <w:t>responsabilizzare i membri del gruppo.</w:t>
+      </w:r>
+    </w:p>
+    <w:p>
+      <w:pPr>
+        <w:pStyle w:val="1"/>
+      </w:pPr>
+      <w:r>
+        <w:t>Prodotto</w:t>
+      </w:r>
+    </w:p>
+    <w:p>
+      <w:r>
+        <w:t>Il termine prodotto deriva dal participio passato del verbo produrre.</w:t>
+      </w:r>
+    </w:p>
+    <w:p>
+      <w:r>
+        <w:t>un prodotto è qualunque bene, materiale o immateriale, o servizio posto in vendita, ma anche qualsiasi bene realizzato per ottenere il prodotto finale.</w:t>
+      </w:r>
+    </w:p>
+    <w:p>
+      <w:r>
+        <w:lastRenderedPageBreak/>
+        <w:t>A riguardo, il Ministero dello Sviluppo Economico, tramite la Direzione Generale per la Tutela della Proprietà Industriale, fornisce sul proprio sito una classificazione internazionale dei prodotti e dei servizi che prende il nome di Classificazione di Nizza.</w:t>
+      </w:r>
+    </w:p>
+    <w:p>
+      <w:r>
+        <w:t>Nella realizzazione e gestione della varie fasi di sviluppo di un prodotto sono coinvolte differenti realtà aziendali che interagiscono tra loro in vari momenti e con diverse modalità.</w:t>
+      </w:r>
+      <w:r>
+        <w:t xml:space="preserve"> spesso identificate come enti o funzioni aziendali.</w:t>
+      </w:r>
+    </w:p>
+    <w:p/>
+    <w:p>
+      <w:pPr>
+        <w:pStyle w:val="2"/>
+      </w:pPr>
+      <w:r>
+        <w:t>Il Marketing</w:t>
+      </w:r>
+    </w:p>
+    <w:p>
+      <w:r>
+        <w:t>L'ufficio #marketing è l'interfaccia tra il cliente e l'azienda.</w:t>
+      </w:r>
+    </w:p>
+    <w:p>
+      <w:r>
+        <w:t>Dal punto di vista operativo gestisce la comunicazione, stabilisce i prezzi di vendita, pianifica il lancio di nuovi prodotti e definisce i supporti alla vendita.</w:t>
+      </w:r>
+    </w:p>
+    <w:p/>
+    <w:p>
+      <w:pPr>
+        <w:pStyle w:val="2"/>
+      </w:pPr>
+      <w:r>
+        <w:t>La progettazione</w:t>
+      </w:r>
+    </w:p>
+    <w:p>
+      <w:r>
+        <w:t>La funzione progettazione si occupa di definire la forma e la struttura del prodotto e ne identifica le prestazioni.</w:t>
       </w:r>
       <w:r>
         <w:t xml:space="preserve"> </w:t>
       </w:r>
       <w:r>
-        <w:t>pianificare e controllare, ma deve anche gestire le dinamiche relazionali interne al</w:t>
-      </w:r>
-      <w:r>
-        <w:t xml:space="preserve"> </w:t>
-      </w:r>
-      <w:r>
-        <w:t>team. Deve quindi possedere sia leadership formale sia informale che gli permettano di:</w:t>
-      </w:r>
-    </w:p>
-    <w:p>
-      <w:pPr>
-        <w:pStyle w:val="Paragrafoelenco"/>
-        <w:numPr>
-          <w:ilvl w:val="0"/>
-          <w:numId w:val="1"/>
-        </w:numPr>
-      </w:pPr>
-      <w:r>
-        <w:t xml:space="preserve"> comunicare una visione;</w:t>
-      </w:r>
-    </w:p>
-    <w:p>
-      <w:pPr>
-        <w:pStyle w:val="Paragrafoelenco"/>
-        <w:numPr>
-          <w:ilvl w:val="0"/>
-          <w:numId w:val="1"/>
-        </w:numPr>
-      </w:pPr>
-      <w:r>
-        <w:t>stimolare entusiasmo e creatività;</w:t>
-      </w:r>
-    </w:p>
-    <w:p>
-      <w:pPr>
-        <w:pStyle w:val="Paragrafoelenco"/>
-        <w:numPr>
-          <w:ilvl w:val="0"/>
-          <w:numId w:val="1"/>
-        </w:numPr>
-      </w:pPr>
-      <w:r>
-        <w:t>incoraggiare lo spirito di squadra;</w:t>
-      </w:r>
-    </w:p>
-    <w:p>
-      <w:pPr>
-        <w:pStyle w:val="Paragrafoelenco"/>
-        <w:numPr>
-          <w:ilvl w:val="0"/>
-          <w:numId w:val="1"/>
-        </w:numPr>
-      </w:pPr>
-      <w:r>
-        <w:t>gestire i conflitti;</w:t>
-      </w:r>
-    </w:p>
-    <w:p>
-      <w:pPr>
-        <w:pStyle w:val="Paragrafoelenco"/>
-        <w:numPr>
-          <w:ilvl w:val="0"/>
-          <w:numId w:val="1"/>
-        </w:numPr>
-      </w:pPr>
-      <w:r>
-        <w:t>responsabilizzare i membri del gruppo.</w:t>
-      </w:r>
-    </w:p>
-    <w:p>
-      <w:pPr>
-        <w:pStyle w:val="Titolo1"/>
-      </w:pPr>
-      <w:r>
-        <w:t>Prodotto</w:t>
-      </w:r>
-    </w:p>
-    <w:p>
-      <w:r>
-        <w:t>Il termine prodotto deriva dal participio passato del verbo produrre.</w:t>
-      </w:r>
-    </w:p>
-    <w:p>
-      <w:r>
-        <w:t>un prodotto è qualunque bene, materiale o immateriale, o servizio</w:t>
-      </w:r>
-      <w:r>
-        <w:t xml:space="preserve"> </w:t>
-      </w:r>
-      <w:r>
-        <w:t>posto in vendita, ma anche qualsiasi bene realizzato per ottenere il prodotto finale.</w:t>
-      </w:r>
-    </w:p>
-    <w:p>
-      <w:r>
-        <w:lastRenderedPageBreak/>
-        <w:t>A riguardo, il Ministero dello Sviluppo Economico, tramite la Direzione</w:t>
-      </w:r>
-      <w:r>
-        <w:t xml:space="preserve"> </w:t>
-      </w:r>
-      <w:r>
-        <w:t>Generale per la Tutela della Proprietà Industriale, fornisce sul proprio sito una classificazione internazionale dei prodotti e dei servizi che prende il nome di Classificazione di Nizza</w:t>
-      </w:r>
-      <w:r>
-        <w:t>.</w:t>
-      </w:r>
-    </w:p>
-    <w:p>
-      <w:r>
-        <w:t xml:space="preserve">Nella realizzazione e gestione </w:t>
-      </w:r>
-      <w:proofErr w:type="gramStart"/>
-      <w:r>
-        <w:t>della varie</w:t>
-      </w:r>
-      <w:proofErr w:type="gramEnd"/>
-      <w:r>
-        <w:t xml:space="preserve"> fasi di sviluppo di un prodotto sono coinvolte differenti realtà aziendali che interagiscono tra loro in vari momenti e con diverse</w:t>
-      </w:r>
-      <w:r>
-        <w:t xml:space="preserve"> </w:t>
-      </w:r>
-      <w:r>
-        <w:t>modalità.</w:t>
-      </w:r>
-      <w:r>
-        <w:t xml:space="preserve"> </w:t>
-      </w:r>
-      <w:r>
-        <w:t>spesso identificate come enti o funzioni aziendali.</w:t>
+        <w:t>Garantisce inoltre la migliore prestazione globale entro i limiti di costo assegnati.</w:t>
       </w:r>
     </w:p>
     <w:p/>
     <w:p>
       <w:pPr>
-        <w:pStyle w:val="Titolo2"/>
-      </w:pPr>
-      <w:r>
-        <w:t>Il Marketing</w:t>
-      </w:r>
-    </w:p>
-    <w:p>
-      <w:r>
-        <w:t>L'ufficio #marketing è l'interfaccia tra il cliente e l'azienda.</w:t>
-      </w:r>
-    </w:p>
-    <w:p>
-      <w:r>
-        <w:t>Dal punto di vista operativo gestisce la comunicazione, stabilisce i prezzi di vendita, pianifica il lancio di nuovi prodotti e definisce</w:t>
-      </w:r>
-      <w:r>
-        <w:t xml:space="preserve"> </w:t>
-      </w:r>
-      <w:r>
-        <w:t>i supporti alla vendita.</w:t>
+        <w:pStyle w:val="2"/>
+      </w:pPr>
+      <w:r>
+        <w:t>Gli acquisti</w:t>
+      </w:r>
+    </w:p>
+    <w:p>
+      <w:r>
+        <w:t>L'ente acquisti rende disponibili tutti i materiali e le competenze esterne necessari per la progettazione e la realizzazione del prodotto.</w:t>
       </w:r>
     </w:p>
     <w:p/>
     <w:p>
       <w:pPr>
-        <w:pStyle w:val="Titolo2"/>
-      </w:pPr>
-      <w:r>
-        <w:t>La progettazione</w:t>
-      </w:r>
-    </w:p>
-    <w:p>
-      <w:r>
-        <w:t>La funzione progettazione si occupa di definire la forma e la struttura del prodotto e ne identifica le prestazioni.</w:t>
-      </w:r>
-      <w:r>
-        <w:t xml:space="preserve"> </w:t>
-      </w:r>
-      <w:r>
-        <w:t>Garantisce inoltre la migliore</w:t>
-      </w:r>
-      <w:r>
-        <w:t xml:space="preserve"> </w:t>
-      </w:r>
-      <w:r>
-        <w:t>prestazione globale entro i limiti di costo assegnati.</w:t>
+        <w:pStyle w:val="2"/>
+      </w:pPr>
+      <w:r>
+        <w:t>Le qualità</w:t>
+      </w:r>
+    </w:p>
+    <w:p>
+      <w:r>
+        <w:t>L'ente qualità è garante del mantenimento del livello di qualità del prodotto finale e di tutti i suoi componenti e dell'osservanza delle normative vigenti</w:t>
       </w:r>
     </w:p>
     <w:p/>
     <w:p>
       <w:pPr>
-        <w:pStyle w:val="Titolo2"/>
-      </w:pPr>
-      <w:r>
-        <w:t>Gli acquisti</w:t>
-      </w:r>
-    </w:p>
-    <w:p>
-      <w:r>
-        <w:t>L'ente acquisti rende disponibili tutti i materiali e le competenze esterne necessari</w:t>
-      </w:r>
-      <w:r>
-        <w:t xml:space="preserve"> </w:t>
-      </w:r>
-      <w:r>
-        <w:t>per la</w:t>
-      </w:r>
-      <w:r>
-        <w:t xml:space="preserve"> </w:t>
-      </w:r>
-      <w:r>
-        <w:t>progettazione e la realizzazione del prodotto.</w:t>
+        <w:pStyle w:val="2"/>
+      </w:pPr>
+      <w:r>
+        <w:t>La produzione</w:t>
+      </w:r>
+    </w:p>
+    <w:p>
+      <w:r>
+        <w:t>L'ente produzione si occupa della realizzazione del prodotto. Nella fase iniziale di sviluppo partecipa alla creazione dei prototipi.</w:t>
       </w:r>
     </w:p>
     <w:p/>
     <w:p>
       <w:pPr>
-        <w:pStyle w:val="Titolo2"/>
-      </w:pPr>
-      <w:r>
-        <w:t>Le qualità</w:t>
-      </w:r>
-    </w:p>
-    <w:p>
-      <w:r>
-        <w:t>L'ente qualità è garante del mantenimento del livello di qualità del prodotto finale</w:t>
-      </w:r>
-      <w:r>
-        <w:t xml:space="preserve"> </w:t>
-      </w:r>
-      <w:r>
-        <w:t>e di tutti i suoi componenti e dell'osservanza delle normative vigenti</w:t>
-      </w:r>
-    </w:p>
-    <w:p/>
-    <w:p>
-      <w:pPr>
-        <w:pStyle w:val="Titolo2"/>
-      </w:pPr>
-      <w:r>
-        <w:t>La produzione</w:t>
-      </w:r>
-    </w:p>
-    <w:p>
-      <w:r>
-        <w:t>L'ente produzione si occupa della realizzazione del prodotto. Nella fase iniziale di</w:t>
-      </w:r>
-      <w:r>
-        <w:t xml:space="preserve"> </w:t>
-      </w:r>
-      <w:r>
-        <w:t>sviluppo partecipa alla creazione dei prototipi.</w:t>
-      </w:r>
-    </w:p>
-    <w:p/>
-    <w:p>
-      <w:pPr>
-        <w:pStyle w:val="Titolo2"/>
+        <w:pStyle w:val="2"/>
       </w:pPr>
       <w:r>
         <w:t>La logistica</w:t>
@@ -759,18 +655,12 @@
     </w:p>
     <w:p>
       <w:r>
-        <w:t>La funzione logistica definisce le modalità produttive ricercando la massima efficienza. Individua inoltre la localizzazione della produzione e si occupa delle politiche di</w:t>
-      </w:r>
-      <w:r>
-        <w:t xml:space="preserve"> </w:t>
-      </w:r>
-      <w:r>
-        <w:t>fornitura nei diversi stabilimenti.</w:t>
-      </w:r>
-    </w:p>
-    <w:p>
-      <w:pPr>
-        <w:pStyle w:val="Titolo1"/>
+        <w:t>La funzione logistica definisce le modalità produttive ricercando la massima efficienza. Individua inoltre la localizzazione della produzione e si occupa delle politiche di fornitura nei diversi stabilimenti.</w:t>
+      </w:r>
+    </w:p>
+    <w:p>
+      <w:pPr>
+        <w:pStyle w:val="1"/>
       </w:pPr>
       <w:r>
         <w:lastRenderedPageBreak/>
@@ -779,23 +669,17 @@
     </w:p>
     <w:p>
       <w:r>
-        <w:t>Il processo aziendale è un insieme di attività, interne all'impresa, che crea valore, trasformando le risorse (input) in un prodotto (output) destinato al cliente</w:t>
-      </w:r>
-      <w:r>
-        <w:t>.</w:t>
-      </w:r>
-    </w:p>
-    <w:p>
-      <w:r>
-        <w:t>Per ogni processo è possibile evidenziare quattro elementi costitutivi</w:t>
-      </w:r>
-      <w:r>
-        <w:t>:</w:t>
-      </w:r>
-    </w:p>
-    <w:p>
-      <w:pPr>
-        <w:pStyle w:val="Paragrafoelenco"/>
+        <w:t>Il processo aziendale è un insieme di attività, interne all'impresa, che crea valore, trasformando le risorse (input) in un prodotto (output) destinato al cliente.</w:t>
+      </w:r>
+    </w:p>
+    <w:p>
+      <w:r>
+        <w:t>Per ogni processo è possibile evidenziare quattro elementi costitutivi:</w:t>
+      </w:r>
+    </w:p>
+    <w:p>
+      <w:pPr>
+        <w:pStyle w:val="a9"/>
         <w:numPr>
           <w:ilvl w:val="0"/>
           <w:numId w:val="1"/>
@@ -815,7 +699,7 @@
     </w:p>
     <w:p>
       <w:pPr>
-        <w:pStyle w:val="Paragrafoelenco"/>
+        <w:pStyle w:val="a9"/>
         <w:numPr>
           <w:ilvl w:val="0"/>
           <w:numId w:val="1"/>
@@ -835,7 +719,7 @@
     </w:p>
     <w:p>
       <w:pPr>
-        <w:pStyle w:val="Paragrafoelenco"/>
+        <w:pStyle w:val="a9"/>
         <w:numPr>
           <w:ilvl w:val="0"/>
           <w:numId w:val="1"/>
@@ -847,7 +731,7 @@
     </w:p>
     <w:p>
       <w:pPr>
-        <w:pStyle w:val="Paragrafoelenco"/>
+        <w:pStyle w:val="a9"/>
         <w:numPr>
           <w:ilvl w:val="0"/>
           <w:numId w:val="1"/>
@@ -867,7 +751,7 @@
     </w:p>
     <w:p>
       <w:pPr>
-        <w:pStyle w:val="Titolo2"/>
+        <w:pStyle w:val="2"/>
       </w:pPr>
       <w:r>
         <w:t>La cultura del processo e la catena del valore</w:t>
@@ -875,95 +759,65 @@
     </w:p>
     <w:p>
       <w:r>
-        <w:t>la catena del valore è un modello che descrive l'organizzazione aziendale come un insieme di processi,</w:t>
+        <w:t>la catena del valore è un modello che descrive l'organizzazione aziendale come un insieme di processi, attività e relazioni il cui obiettivo è creare valore per i propri clienti e aumentare di conseguenza la redditività dell'impresa.</w:t>
+      </w:r>
+    </w:p>
+    <w:p>
+      <w:r>
+        <w:t>La catena del valore è costituita da due elementi fondamentali</w:t>
+      </w:r>
+      <w:r>
+        <w:t>:</w:t>
+      </w:r>
+    </w:p>
+    <w:p>
+      <w:pPr>
+        <w:pStyle w:val="a9"/>
+        <w:numPr>
+          <w:ilvl w:val="0"/>
+          <w:numId w:val="1"/>
+        </w:numPr>
+      </w:pPr>
+      <w:r>
+        <w:t>I processi e le attività richiedono elementi senza i quali</w:t>
       </w:r>
       <w:r>
         <w:t xml:space="preserve"> </w:t>
       </w:r>
       <w:r>
-        <w:t>attività e relazioni il cui obiettivo è creare valore per i propri clienti e aumentare di</w:t>
+        <w:t>non potrebbero funzionare</w:t>
+      </w:r>
+      <w:r>
+        <w:t>.</w:t>
+      </w:r>
+    </w:p>
+    <w:p>
+      <w:pPr>
+        <w:pStyle w:val="a9"/>
+        <w:numPr>
+          <w:ilvl w:val="0"/>
+          <w:numId w:val="1"/>
+        </w:numPr>
+      </w:pPr>
+      <w:r>
+        <w:t>margine, ovvero il guadagno ottenuto dall'attività svolta, dato dai ricavi a cui vengono sottratti i costi sostenuti.</w:t>
+      </w:r>
+    </w:p>
+    <w:p>
+      <w:pPr>
+        <w:pStyle w:val="2"/>
+      </w:pPr>
+      <w:r>
+        <w:t>La gestione del processo</w:t>
+      </w:r>
+    </w:p>
+    <w:p>
+      <w:r>
+        <w:t>Gestire i processi significa sostanzialmente intervenire su di essi per renderli più efficienti e rispondenti alle necessità aziendali, al fine di poter creare valore per l'impresa.</w:t>
       </w:r>
       <w:r>
         <w:t xml:space="preserve"> </w:t>
       </w:r>
-      <w:r>
-        <w:t>conseguenza la redditività dell'impresa.</w:t>
-      </w:r>
-    </w:p>
-    <w:p>
-      <w:r>
-        <w:t>La catena del valore è costituita da due elementi fondamentali</w:t>
-      </w:r>
-      <w:r>
-        <w:t>:</w:t>
-      </w:r>
-    </w:p>
-    <w:p>
-      <w:pPr>
-        <w:pStyle w:val="Paragrafoelenco"/>
-        <w:numPr>
-          <w:ilvl w:val="0"/>
-          <w:numId w:val="1"/>
-        </w:numPr>
-      </w:pPr>
-      <w:r>
-        <w:t>I processi e le attività richiedono elementi senza i quali</w:t>
-      </w:r>
-      <w:r>
-        <w:t xml:space="preserve"> </w:t>
-      </w:r>
-      <w:r>
-        <w:t>non potrebbero funzionare</w:t>
-      </w:r>
-      <w:r>
-        <w:t>.</w:t>
-      </w:r>
-    </w:p>
-    <w:p>
-      <w:pPr>
-        <w:pStyle w:val="Paragrafoelenco"/>
-        <w:numPr>
-          <w:ilvl w:val="0"/>
-          <w:numId w:val="1"/>
-        </w:numPr>
-      </w:pPr>
-      <w:r>
-        <w:t>margine, ovvero il guadagno ottenuto dall'attività svolta, dato dai ricavi a cui</w:t>
-      </w:r>
-      <w:r>
-        <w:t xml:space="preserve"> </w:t>
-      </w:r>
-      <w:r>
-        <w:t>vengono sottratti i costi sostenuti.</w:t>
-      </w:r>
-    </w:p>
-    <w:p>
-      <w:pPr>
-        <w:pStyle w:val="Titolo2"/>
-      </w:pPr>
-      <w:r>
-        <w:t>La gestione del processo</w:t>
-      </w:r>
-    </w:p>
-    <w:p>
-      <w:r>
-        <w:t>Gestire i processi significa sostanzialmente intervenire su di essi per renderli più efficienti</w:t>
-      </w:r>
-      <w:r>
-        <w:t xml:space="preserve"> </w:t>
-      </w:r>
-      <w:r>
-        <w:t>e rispondenti alle necessità</w:t>
-      </w:r>
-      <w:r>
-        <w:t xml:space="preserve"> </w:t>
-      </w:r>
-      <w:r>
-        <w:t>aziendali, al fine di poter creare valore per l'impresa.</w:t>
-      </w:r>
-      <w:r>
-        <w:t xml:space="preserve"> </w:t>
-      </w:r>
     </w:p>
     <w:p>
       <w:r>
@@ -972,148 +826,50 @@
     </w:p>
     <w:p>
       <w:pPr>
-        <w:pStyle w:val="Paragrafoelenco"/>
-        <w:numPr>
-          <w:ilvl w:val="0"/>
-          <w:numId w:val="1"/>
-        </w:numPr>
-      </w:pPr>
-      <w:r>
-        <w:t>Business</w:t>
-      </w:r>
-      <w:r>
-        <w:t xml:space="preserve"> </w:t>
-      </w:r>
-      <w:proofErr w:type="spellStart"/>
-      <w:r>
-        <w:t>Process</w:t>
-      </w:r>
-      <w:proofErr w:type="spellEnd"/>
-      <w:r>
-        <w:t xml:space="preserve"> </w:t>
-      </w:r>
-      <w:proofErr w:type="spellStart"/>
-      <w:r>
-        <w:t>Improvement</w:t>
-      </w:r>
-      <w:proofErr w:type="spellEnd"/>
-      <w:r>
-        <w:t xml:space="preserve"> (BPI)</w:t>
-      </w:r>
-      <w:r>
-        <w:t xml:space="preserve">: </w:t>
-      </w:r>
-      <w:r>
-        <w:t>il processo è sottoposto a degli interventi di miglioramento per restare al</w:t>
-      </w:r>
-      <w:r>
-        <w:t xml:space="preserve"> </w:t>
-      </w:r>
-      <w:r>
-        <w:t>passo con l'evoluzione tecnologica e la concorrenza.</w:t>
-      </w:r>
-    </w:p>
-    <w:p>
-      <w:pPr>
-        <w:pStyle w:val="Paragrafoelenco"/>
-        <w:numPr>
-          <w:ilvl w:val="0"/>
-          <w:numId w:val="1"/>
-        </w:numPr>
-      </w:pPr>
-      <w:r>
-        <w:t xml:space="preserve">Business </w:t>
-      </w:r>
-      <w:proofErr w:type="spellStart"/>
-      <w:r>
-        <w:t>Process</w:t>
-      </w:r>
-      <w:proofErr w:type="spellEnd"/>
-      <w:r>
-        <w:t xml:space="preserve"> Reengineering (BPR)</w:t>
-      </w:r>
-      <w:r>
-        <w:t xml:space="preserve">: </w:t>
-      </w:r>
-      <w:r>
-        <w:t>comporta un cambiamento radicale: il processo viene completamente ridisegnato.</w:t>
-      </w:r>
-    </w:p>
-    <w:p>
-      <w:pPr>
-        <w:pStyle w:val="Titolo2"/>
-      </w:pPr>
-      <w:r>
-        <w:t xml:space="preserve">Il </w:t>
-      </w:r>
-      <w:proofErr w:type="spellStart"/>
-      <w:r>
-        <w:t>process</w:t>
-      </w:r>
-      <w:proofErr w:type="spellEnd"/>
-      <w:r>
-        <w:t xml:space="preserve"> </w:t>
-      </w:r>
-      <w:proofErr w:type="spellStart"/>
-      <w:r>
-        <w:t>owner</w:t>
-      </w:r>
-      <w:proofErr w:type="spellEnd"/>
-    </w:p>
-    <w:p>
-      <w:r>
-        <w:t>Per garantire il controllo e la gestione di un processo è necessario individuare un</w:t>
-      </w:r>
-      <w:r>
-        <w:t xml:space="preserve"> </w:t>
-      </w:r>
-      <w:proofErr w:type="spellStart"/>
-      <w:r>
-        <w:t>process</w:t>
-      </w:r>
-      <w:proofErr w:type="spellEnd"/>
-      <w:r>
-        <w:t xml:space="preserve"> </w:t>
-      </w:r>
-      <w:proofErr w:type="spellStart"/>
-      <w:r>
-        <w:t>owner</w:t>
-      </w:r>
-      <w:proofErr w:type="spellEnd"/>
-      <w:r>
-        <w:t>,</w:t>
-      </w:r>
-      <w:r>
-        <w:t xml:space="preserve"> </w:t>
-      </w:r>
-      <w:r>
-        <w:t>un soggetto che ha la responsabilità e l'autorità per prendere tutte</w:t>
-      </w:r>
-      <w:r>
-        <w:t xml:space="preserve"> </w:t>
-      </w:r>
-      <w:r>
-        <w:t>le decisioni a riguardo.</w:t>
-      </w:r>
-    </w:p>
-    <w:p>
-      <w:r>
-        <w:t>H</w:t>
-      </w:r>
-      <w:r>
-        <w:t>a il compito di curare l'efficacia e l'efficienza del processo</w:t>
-      </w:r>
-      <w:r>
-        <w:t xml:space="preserve"> </w:t>
-      </w:r>
-      <w:r>
-        <w:t>che presiede e il corretto funzionamento della catena dai clienti ai fornitori.</w:t>
+        <w:pStyle w:val="a9"/>
+        <w:numPr>
+          <w:ilvl w:val="0"/>
+          <w:numId w:val="1"/>
+        </w:numPr>
+      </w:pPr>
+      <w:r>
+        <w:t>Business Process Improvement (BPI): il processo è sottoposto a degli interventi di miglioramento per restare al passo con l'evoluzione tecnologica e la concorrenza.</w:t>
+      </w:r>
+    </w:p>
+    <w:p>
+      <w:pPr>
+        <w:pStyle w:val="a9"/>
+        <w:numPr>
+          <w:ilvl w:val="0"/>
+          <w:numId w:val="1"/>
+        </w:numPr>
+      </w:pPr>
+      <w:r>
+        <w:t>Business Process Reengineering (BPR): comporta un cambiamento radicale: il processo viene completamente ridisegnato.</w:t>
+      </w:r>
+    </w:p>
+    <w:p>
+      <w:pPr>
+        <w:pStyle w:val="2"/>
+      </w:pPr>
+      <w:r>
+        <w:t>Il process owner</w:t>
+      </w:r>
+    </w:p>
+    <w:p>
+      <w:r>
+        <w:t>Per garantire il controllo e la gestione di un processo è necessario individuare un process owner, un soggetto che ha la responsabilità e l'autorità per prendere tutte le decisioni a riguardo.</w:t>
+      </w:r>
+    </w:p>
+    <w:p>
+      <w:r>
+        <w:t>Ha il compito di curare l'efficacia e l'efficienza del processo che presiede e il corretto funzionamento della catena dai clienti ai fornitori.</w:t>
       </w:r>
     </w:p>
     <w:p/>
     <w:p>
       <w:pPr>
-        <w:pStyle w:val="Titolo2"/>
+        <w:pStyle w:val="2"/>
       </w:pPr>
       <w:r>
         <w:lastRenderedPageBreak/>
@@ -1122,72 +878,50 @@
     </w:p>
     <w:p>
       <w:r>
-        <w:t>Il processo deve essere pianificato per generare il valore atteso dagli utenti con il minor consumo possibile di risorse. Nella fase di esecuzione è necessario il controllo del</w:t>
+        <w:t>Il processo deve essere pianificato per generare il valore atteso dagli utenti con il minor consumo possibile di risorse. Nella fase di esecuzione è necessario il controllo del rispetto delle regole e degli obiettivi stabiliti nella fase di pianificazione. Particolare attenzione dovrà essere posta nel presidiare il flusso del processo.</w:t>
+      </w:r>
+    </w:p>
+    <w:p/>
+    <w:p>
+      <w:pPr>
+        <w:pStyle w:val="2"/>
+      </w:pPr>
+      <w:r>
+        <w:t>La valutazione delle performance di processo</w:t>
+      </w:r>
+    </w:p>
+    <w:p>
+      <w:r>
+        <w:t>Il processo deve essere monitorato e misurato periodicamente in relazione all'efficienza e all'efficacia.</w:t>
+      </w:r>
+    </w:p>
+    <w:p>
+      <w:r>
+        <w:t>Per misurare l'andamento delle attività esistono sistemi tradizionali, come la semplice rilevazione dei costi, e sistemi evoluti, quali i Key Performance Indicator (Indicatore Chiave di Prestazione), che misurano invece la creazione di valore per il cliente e, di conseguenza, la qualità del servizio. Gli indicatori hanno anche il compito di far emergere tutte le criticità del processo: #colli di bottiglia, duplicazioni, point of failure.</w:t>
       </w:r>
       <w:r>
         <w:t xml:space="preserve"> </w:t>
       </w:r>
-      <w:r>
-        <w:t>rispetto delle regole e degli obiettivi stabiliti nella fase di pianificazione. Particolare</w:t>
-      </w:r>
-      <w:r>
-        <w:t xml:space="preserve"> </w:t>
-      </w:r>
-      <w:r>
-        <w:t>attenzione dovrà essere posta nel presidiare il flusso del processo.</w:t>
-      </w:r>
-    </w:p>
-    <w:p/>
-    <w:p>
-      <w:pPr>
-        <w:pStyle w:val="Titolo2"/>
-      </w:pPr>
-      <w:r>
-        <w:t>La valutazione delle performance di processo</w:t>
-      </w:r>
-    </w:p>
-    <w:p>
-      <w:r>
-        <w:t>Il processo deve essere monitorato e misurato periodicamente in relazione all'efficienza e all'efficacia.</w:t>
-      </w:r>
-    </w:p>
-    <w:p>
-      <w:r>
-        <w:t xml:space="preserve">Per misurare l'andamento delle attività esistono sistemi tradizionali, come la semplice rilevazione dei costi, e sistemi evoluti, quali i Key Performance </w:t>
-      </w:r>
-      <w:proofErr w:type="spellStart"/>
-      <w:r>
-        <w:t>Indicator</w:t>
-      </w:r>
-      <w:proofErr w:type="spellEnd"/>
-      <w:r>
-        <w:t xml:space="preserve"> </w:t>
-      </w:r>
-      <w:r>
-        <w:t>(</w:t>
-      </w:r>
-      <w:r>
-        <w:t>Indicatore Chiave di Prestazione), che misurano invece la creazione di valore per il</w:t>
-      </w:r>
-      <w:r>
-        <w:t xml:space="preserve"> </w:t>
-      </w:r>
-      <w:r>
-        <w:t>cliente e, di conseguenza, la qualità del servizio. Gli indicatori hanno anche il compito di far emergere tutte le criticità del processo: #colli di bottiglia, duplicazioni,</w:t>
-      </w:r>
-      <w:r>
-        <w:t xml:space="preserve"> </w:t>
-      </w:r>
-      <w:r>
-        <w:t>point of failu</w:t>
-      </w:r>
-      <w:proofErr w:type="spellStart"/>
-      <w:r>
-        <w:t>re</w:t>
-      </w:r>
-      <w:proofErr w:type="spellEnd"/>
-      <w:r>
-        <w:t>.</w:t>
+    </w:p>
+    <w:p>
+      <w:pPr>
+        <w:pStyle w:val="a3"/>
+      </w:pPr>
+      <w:r>
+        <w:t>Economia</w:t>
+      </w:r>
+    </w:p>
+    <w:p>
+      <w:r>
+        <w:t>L’economia studia i beni economici che, sono definiti tali eprché hanno le caratteristiche di essere limitati, utili e accessibili.</w:t>
+      </w:r>
+    </w:p>
+    <w:p>
+      <w:r>
+        <w:t>Gli economisti studiano il modo in cui le famiglie, le imorese, e lo Stato interagis</w:t>
+      </w:r>
+      <w:r>
+        <w:t>cono nei sistemi economici e costruiscono modelli e ipotesi per spiegare il loro ocmportamento</w:t>
       </w:r>
     </w:p>
     <w:sectPr>
@@ -1201,7 +935,7 @@
 </file>
 
 <file path=word/numbering.xml><?xml version="1.0" encoding="utf-8"?>
-<w:numbering xmlns:wpc="http://schemas.microsoft.com/office/word/2010/wordprocessingCanvas" xmlns:cx="http://schemas.microsoft.com/office/drawing/2014/chartex" xmlns:cx1="http://schemas.microsoft.com/office/drawing/2015/9/8/chartex" xmlns:cx2="http://schemas.microsoft.com/office/drawing/2015/10/21/chartex" xmlns:cx3="http://schemas.microsoft.com/office/drawing/2016/5/9/chartex" xmlns:cx4="http://schemas.microsoft.com/office/drawing/2016/5/10/chartex" xmlns:cx5="http://schemas.microsoft.com/office/drawing/2016/5/11/chartex" xmlns:cx6="http://schemas.microsoft.com/office/drawing/2016/5/12/chartex" xmlns:cx7="http://schemas.microsoft.com/office/drawing/2016/5/13/chartex" xmlns:cx8="http://schemas.microsoft.com/office/drawing/2016/5/14/chartex" xmlns:mc="http://schemas.openxmlformats.org/markup-compatibility/2006" xmlns:aink="http://schemas.microsoft.com/office/drawing/2016/ink" xmlns:am3d="http://schemas.microsoft.com/office/drawing/2017/model3d" xmlns:o="urn:schemas-microsoft-com:office:office" xmlns:oel="http://schemas.microsoft.com/office/2019/extlst" xmlns:r="http://schemas.openxmlformats.org/officeDocument/2006/relationships" xmlns:m="http://schemas.openxmlformats.org/officeDocument/2006/math" xmlns:v="urn:schemas-microsoft-com:vml" xmlns:wp14="http://schemas.microsoft.com/office/word/2010/wordprocessingDrawing" xmlns:wp="http://schemas.openxmlformats.org/drawingml/2006/wordprocessingDrawing" xmlns:w10="urn:schemas-microsoft-com:office:word" xmlns:w="http://schemas.openxmlformats.org/wordprocessingml/2006/main" xmlns:w14="http://schemas.microsoft.com/office/word/2010/wordml" xmlns:w15="http://schemas.microsoft.com/office/word/2012/wordml" xmlns:w16cex="http://schemas.microsoft.com/office/word/2018/wordml/cex" xmlns:w16cid="http://schemas.microsoft.com/office/word/2016/wordml/cid" xmlns:w16="http://schemas.microsoft.com/office/word/2018/wordml" xmlns:w16du="http://schemas.microsoft.com/office/word/2023/wordml/word16du" xmlns:w16sdtdh="http://schemas.microsoft.com/office/word/2020/wordml/sdtdatahash" xmlns:w16sdtfl="http://schemas.microsoft.com/office/word/2024/wordml/sdtformatlock" xmlns:w16se="http://schemas.microsoft.com/office/word/2015/wordml/symex" xmlns:wpg="http://schemas.microsoft.com/office/word/2010/wordprocessingGroup" xmlns:wpi="http://schemas.microsoft.com/office/word/2010/wordprocessingInk" xmlns:wne="http://schemas.microsoft.com/office/word/2006/wordml" xmlns:wps="http://schemas.microsoft.com/office/word/2010/wordprocessingShape" mc:Ignorable="w14 w15 w16se w16cid w16 w16cex w16sdtdh w16sdtfl w16du wp14">
+<w:numbering xmlns:wpc="http://schemas.microsoft.com/office/word/2010/wordprocessingCanvas" xmlns:cx="http://schemas.microsoft.com/office/drawing/2014/chartex" xmlns:cx1="http://schemas.microsoft.com/office/drawing/2015/9/8/chartex" xmlns:cx2="http://schemas.microsoft.com/office/drawing/2015/10/21/chartex" xmlns:cx3="http://schemas.microsoft.com/office/drawing/2016/5/9/chartex" xmlns:cx4="http://schemas.microsoft.com/office/drawing/2016/5/10/chartex" xmlns:cx5="http://schemas.microsoft.com/office/drawing/2016/5/11/chartex" xmlns:cx6="http://schemas.microsoft.com/office/drawing/2016/5/12/chartex" xmlns:cx7="http://schemas.microsoft.com/office/drawing/2016/5/13/chartex" xmlns:cx8="http://schemas.microsoft.com/office/drawing/2016/5/14/chartex" xmlns:mc="http://schemas.openxmlformats.org/markup-compatibility/2006" xmlns:aink="http://schemas.microsoft.com/office/drawing/2016/ink" xmlns:am3d="http://schemas.microsoft.com/office/drawing/2017/model3d" xmlns:o="urn:schemas-microsoft-com:office:office" xmlns:oel="http://schemas.microsoft.com/office/2019/extlst" xmlns:r="http://schemas.openxmlformats.org/officeDocument/2006/relationships" xmlns:m="http://schemas.openxmlformats.org/officeDocument/2006/math" xmlns:v="urn:schemas-microsoft-com:vml" xmlns:wp14="http://schemas.microsoft.com/office/word/2010/wordprocessingDrawing" xmlns:wp="http://schemas.openxmlformats.org/drawingml/2006/wordprocessingDrawing" xmlns:w10="urn:schemas-microsoft-com:office:word" xmlns:w="http://schemas.openxmlformats.org/wordprocessingml/2006/main" xmlns:w14="http://schemas.microsoft.com/office/word/2010/wordml" xmlns:w15="http://schemas.microsoft.com/office/word/2012/wordml" xmlns:w16cex="http://schemas.microsoft.com/office/word/2018/wordml/cex" xmlns:w16cid="http://schemas.microsoft.com/office/word/2016/wordml/cid" xmlns:w16="http://schemas.microsoft.com/office/word/2018/wordml" xmlns:w16sdtdh="http://schemas.microsoft.com/office/word/2020/wordml/sdtdatahash" xmlns:w16se="http://schemas.microsoft.com/office/word/2015/wordml/symex" xmlns:wpg="http://schemas.microsoft.com/office/word/2010/wordprocessingGroup" xmlns:wpi="http://schemas.microsoft.com/office/word/2010/wordprocessingInk" xmlns:wne="http://schemas.microsoft.com/office/word/2006/wordml" xmlns:wps="http://schemas.microsoft.com/office/word/2010/wordprocessingShape" mc:Ignorable="w14 w15 w16se w16cid w16 w16cex w16sdtdh wp14">
   <w:abstractNum w:abstractNumId="0" w15:restartNumberingAfterBreak="0">
     <w:nsid w:val="2DE26315"/>
     <w:multiLevelType w:val="hybridMultilevel"/>
@@ -1322,7 +1056,7 @@
 </file>
 
 <file path=word/styles.xml><?xml version="1.0" encoding="utf-8"?>
-<w:styles xmlns:mc="http://schemas.openxmlformats.org/markup-compatibility/2006" xmlns:r="http://schemas.openxmlformats.org/officeDocument/2006/relationships" xmlns:w="http://schemas.openxmlformats.org/wordprocessingml/2006/main" xmlns:w14="http://schemas.microsoft.com/office/word/2010/wordml" xmlns:w15="http://schemas.microsoft.com/office/word/2012/wordml" xmlns:w16cex="http://schemas.microsoft.com/office/word/2018/wordml/cex" xmlns:w16cid="http://schemas.microsoft.com/office/word/2016/wordml/cid" xmlns:w16="http://schemas.microsoft.com/office/word/2018/wordml" xmlns:w16du="http://schemas.microsoft.com/office/word/2023/wordml/word16du" xmlns:w16sdtdh="http://schemas.microsoft.com/office/word/2020/wordml/sdtdatahash" xmlns:w16sdtfl="http://schemas.microsoft.com/office/word/2024/wordml/sdtformatlock" xmlns:w16se="http://schemas.microsoft.com/office/word/2015/wordml/symex" mc:Ignorable="w14 w15 w16se w16cid w16 w16cex w16sdtdh w16sdtfl w16du">
+<w:styles xmlns:mc="http://schemas.openxmlformats.org/markup-compatibility/2006" xmlns:r="http://schemas.openxmlformats.org/officeDocument/2006/relationships" xmlns:w="http://schemas.openxmlformats.org/wordprocessingml/2006/main" xmlns:w14="http://schemas.microsoft.com/office/word/2010/wordml" xmlns:w15="http://schemas.microsoft.com/office/word/2012/wordml" xmlns:w16cex="http://schemas.microsoft.com/office/word/2018/wordml/cex" xmlns:w16cid="http://schemas.microsoft.com/office/word/2016/wordml/cid" xmlns:w16="http://schemas.microsoft.com/office/word/2018/wordml" xmlns:w16sdtdh="http://schemas.microsoft.com/office/word/2020/wordml/sdtdatahash" xmlns:w16se="http://schemas.microsoft.com/office/word/2015/wordml/symex" mc:Ignorable="w14 w15 w16se w16cid w16 w16cex w16sdtdh">
   <w:docDefaults>
     <w:rPrDefault>
       <w:rPr>
@@ -1718,15 +1452,15 @@
     <w:lsdException w:name="Unresolved Mention" w:semiHidden="1" w:unhideWhenUsed="1"/>
     <w:lsdException w:name="Smart Link" w:semiHidden="1" w:unhideWhenUsed="1"/>
   </w:latentStyles>
-  <w:style w:type="paragraph" w:default="1" w:styleId="Normale">
+  <w:style w:type="paragraph" w:default="1" w:styleId="a">
     <w:name w:val="Normal"/>
     <w:qFormat/>
   </w:style>
-  <w:style w:type="paragraph" w:styleId="Titolo1">
+  <w:style w:type="paragraph" w:styleId="1">
     <w:name w:val="heading 1"/>
-    <w:basedOn w:val="Normale"/>
-    <w:next w:val="Normale"/>
-    <w:link w:val="Titolo1Carattere"/>
+    <w:basedOn w:val="a"/>
+    <w:next w:val="a"/>
+    <w:link w:val="10"/>
     <w:uiPriority w:val="9"/>
     <w:qFormat/>
     <w:rsid w:val="00997B83"/>
@@ -1743,11 +1477,11 @@
       <w:szCs w:val="40"/>
     </w:rPr>
   </w:style>
-  <w:style w:type="paragraph" w:styleId="Titolo2">
+  <w:style w:type="paragraph" w:styleId="2">
     <w:name w:val="heading 2"/>
-    <w:basedOn w:val="Normale"/>
-    <w:next w:val="Normale"/>
-    <w:link w:val="Titolo2Carattere"/>
+    <w:basedOn w:val="a"/>
+    <w:next w:val="a"/>
+    <w:link w:val="20"/>
     <w:uiPriority w:val="9"/>
     <w:unhideWhenUsed/>
     <w:qFormat/>
@@ -1765,11 +1499,11 @@
       <w:szCs w:val="32"/>
     </w:rPr>
   </w:style>
-  <w:style w:type="paragraph" w:styleId="Titolo3">
+  <w:style w:type="paragraph" w:styleId="3">
     <w:name w:val="heading 3"/>
-    <w:basedOn w:val="Normale"/>
-    <w:next w:val="Normale"/>
-    <w:link w:val="Titolo3Carattere"/>
+    <w:basedOn w:val="a"/>
+    <w:next w:val="a"/>
+    <w:link w:val="30"/>
     <w:uiPriority w:val="9"/>
     <w:semiHidden/>
     <w:unhideWhenUsed/>
@@ -1788,11 +1522,11 @@
       <w:szCs w:val="28"/>
     </w:rPr>
   </w:style>
-  <w:style w:type="paragraph" w:styleId="Titolo4">
+  <w:style w:type="paragraph" w:styleId="4">
     <w:name w:val="heading 4"/>
-    <w:basedOn w:val="Normale"/>
-    <w:next w:val="Normale"/>
-    <w:link w:val="Titolo4Carattere"/>
+    <w:basedOn w:val="a"/>
+    <w:next w:val="a"/>
+    <w:link w:val="40"/>
     <w:uiPriority w:val="9"/>
     <w:semiHidden/>
     <w:unhideWhenUsed/>
@@ -1811,11 +1545,11 @@
       <w:color w:val="2F5496" w:themeColor="accent1" w:themeShade="BF"/>
     </w:rPr>
   </w:style>
-  <w:style w:type="paragraph" w:styleId="Titolo5">
+  <w:style w:type="paragraph" w:styleId="5">
     <w:name w:val="heading 5"/>
-    <w:basedOn w:val="Normale"/>
-    <w:next w:val="Normale"/>
-    <w:link w:val="Titolo5Carattere"/>
+    <w:basedOn w:val="a"/>
+    <w:next w:val="a"/>
+    <w:link w:val="50"/>
     <w:uiPriority w:val="9"/>
     <w:semiHidden/>
     <w:unhideWhenUsed/>
@@ -1832,11 +1566,11 @@
       <w:color w:val="2F5496" w:themeColor="accent1" w:themeShade="BF"/>
     </w:rPr>
   </w:style>
-  <w:style w:type="paragraph" w:styleId="Titolo6">
+  <w:style w:type="paragraph" w:styleId="6">
     <w:name w:val="heading 6"/>
-    <w:basedOn w:val="Normale"/>
-    <w:next w:val="Normale"/>
-    <w:link w:val="Titolo6Carattere"/>
+    <w:basedOn w:val="a"/>
+    <w:next w:val="a"/>
+    <w:link w:val="60"/>
     <w:uiPriority w:val="9"/>
     <w:semiHidden/>
     <w:unhideWhenUsed/>
@@ -1855,11 +1589,11 @@
       <w:color w:val="595959" w:themeColor="text1" w:themeTint="A6"/>
     </w:rPr>
   </w:style>
-  <w:style w:type="paragraph" w:styleId="Titolo7">
+  <w:style w:type="paragraph" w:styleId="7">
     <w:name w:val="heading 7"/>
-    <w:basedOn w:val="Normale"/>
-    <w:next w:val="Normale"/>
-    <w:link w:val="Titolo7Carattere"/>
+    <w:basedOn w:val="a"/>
+    <w:next w:val="a"/>
+    <w:link w:val="70"/>
     <w:uiPriority w:val="9"/>
     <w:semiHidden/>
     <w:unhideWhenUsed/>
@@ -1876,11 +1610,11 @@
       <w:color w:val="595959" w:themeColor="text1" w:themeTint="A6"/>
     </w:rPr>
   </w:style>
-  <w:style w:type="paragraph" w:styleId="Titolo8">
+  <w:style w:type="paragraph" w:styleId="8">
     <w:name w:val="heading 8"/>
-    <w:basedOn w:val="Normale"/>
-    <w:next w:val="Normale"/>
-    <w:link w:val="Titolo8Carattere"/>
+    <w:basedOn w:val="a"/>
+    <w:next w:val="a"/>
+    <w:link w:val="80"/>
     <w:uiPriority w:val="9"/>
     <w:semiHidden/>
     <w:unhideWhenUsed/>
@@ -1899,11 +1633,11 @@
       <w:color w:val="272727" w:themeColor="text1" w:themeTint="D8"/>
     </w:rPr>
   </w:style>
-  <w:style w:type="paragraph" w:styleId="Titolo9">
+  <w:style w:type="paragraph" w:styleId="9">
     <w:name w:val="heading 9"/>
-    <w:basedOn w:val="Normale"/>
-    <w:next w:val="Normale"/>
-    <w:link w:val="Titolo9Carattere"/>
+    <w:basedOn w:val="a"/>
+    <w:next w:val="a"/>
+    <w:link w:val="90"/>
     <w:uiPriority w:val="9"/>
     <w:semiHidden/>
     <w:unhideWhenUsed/>
@@ -1920,12 +1654,12 @@
       <w:color w:val="272727" w:themeColor="text1" w:themeTint="D8"/>
     </w:rPr>
   </w:style>
-  <w:style w:type="character" w:default="1" w:styleId="Carpredefinitoparagrafo">
+  <w:style w:type="character" w:default="1" w:styleId="a0">
     <w:name w:val="Default Paragraph Font"/>
     <w:uiPriority w:val="1"/>
     <w:unhideWhenUsed/>
   </w:style>
-  <w:style w:type="table" w:default="1" w:styleId="Tabellanormale">
+  <w:style w:type="table" w:default="1" w:styleId="a1">
     <w:name w:val="Normal Table"/>
     <w:uiPriority w:val="99"/>
     <w:semiHidden/>
@@ -1940,16 +1674,16 @@
       </w:tblCellMar>
     </w:tblPr>
   </w:style>
-  <w:style w:type="numbering" w:default="1" w:styleId="Nessunelenco">
+  <w:style w:type="numbering" w:default="1" w:styleId="a2">
     <w:name w:val="No List"/>
     <w:uiPriority w:val="99"/>
     <w:semiHidden/>
     <w:unhideWhenUsed/>
   </w:style>
-  <w:style w:type="character" w:customStyle="1" w:styleId="Titolo1Carattere">
-    <w:name w:val="Titolo 1 Carattere"/>
-    <w:basedOn w:val="Carpredefinitoparagrafo"/>
-    <w:link w:val="Titolo1"/>
+  <w:style w:type="character" w:customStyle="1" w:styleId="10">
+    <w:name w:val="标题 1 字符"/>
+    <w:basedOn w:val="a0"/>
+    <w:link w:val="1"/>
     <w:uiPriority w:val="9"/>
     <w:rsid w:val="00997B83"/>
     <w:rPr>
@@ -1959,10 +1693,10 @@
       <w:szCs w:val="40"/>
     </w:rPr>
   </w:style>
-  <w:style w:type="character" w:customStyle="1" w:styleId="Titolo2Carattere">
-    <w:name w:val="Titolo 2 Carattere"/>
-    <w:basedOn w:val="Carpredefinitoparagrafo"/>
-    <w:link w:val="Titolo2"/>
+  <w:style w:type="character" w:customStyle="1" w:styleId="20">
+    <w:name w:val="标题 2 字符"/>
+    <w:basedOn w:val="a0"/>
+    <w:link w:val="2"/>
     <w:uiPriority w:val="9"/>
     <w:rsid w:val="00997B83"/>
     <w:rPr>
@@ -1972,10 +1706,10 @@
       <w:szCs w:val="32"/>
     </w:rPr>
   </w:style>
-  <w:style w:type="character" w:customStyle="1" w:styleId="Titolo3Carattere">
-    <w:name w:val="Titolo 3 Carattere"/>
-    <w:basedOn w:val="Carpredefinitoparagrafo"/>
-    <w:link w:val="Titolo3"/>
+  <w:style w:type="character" w:customStyle="1" w:styleId="30">
+    <w:name w:val="标题 3 字符"/>
+    <w:basedOn w:val="a0"/>
+    <w:link w:val="3"/>
     <w:uiPriority w:val="9"/>
     <w:semiHidden/>
     <w:rsid w:val="00997B83"/>
@@ -1986,10 +1720,10 @@
       <w:szCs w:val="28"/>
     </w:rPr>
   </w:style>
-  <w:style w:type="character" w:customStyle="1" w:styleId="Titolo4Carattere">
-    <w:name w:val="Titolo 4 Carattere"/>
-    <w:basedOn w:val="Carpredefinitoparagrafo"/>
-    <w:link w:val="Titolo4"/>
+  <w:style w:type="character" w:customStyle="1" w:styleId="40">
+    <w:name w:val="标题 4 字符"/>
+    <w:basedOn w:val="a0"/>
+    <w:link w:val="4"/>
     <w:uiPriority w:val="9"/>
     <w:semiHidden/>
     <w:rsid w:val="00997B83"/>
@@ -2000,10 +1734,10 @@
       <w:color w:val="2F5496" w:themeColor="accent1" w:themeShade="BF"/>
     </w:rPr>
   </w:style>
-  <w:style w:type="character" w:customStyle="1" w:styleId="Titolo5Carattere">
-    <w:name w:val="Titolo 5 Carattere"/>
-    <w:basedOn w:val="Carpredefinitoparagrafo"/>
-    <w:link w:val="Titolo5"/>
+  <w:style w:type="character" w:customStyle="1" w:styleId="50">
+    <w:name w:val="标题 5 字符"/>
+    <w:basedOn w:val="a0"/>
+    <w:link w:val="5"/>
     <w:uiPriority w:val="9"/>
     <w:semiHidden/>
     <w:rsid w:val="00997B83"/>
@@ -2012,10 +1746,10 @@
       <w:color w:val="2F5496" w:themeColor="accent1" w:themeShade="BF"/>
     </w:rPr>
   </w:style>
-  <w:style w:type="character" w:customStyle="1" w:styleId="Titolo6Carattere">
-    <w:name w:val="Titolo 6 Carattere"/>
-    <w:basedOn w:val="Carpredefinitoparagrafo"/>
-    <w:link w:val="Titolo6"/>
+  <w:style w:type="character" w:customStyle="1" w:styleId="60">
+    <w:name w:val="标题 6 字符"/>
+    <w:basedOn w:val="a0"/>
+    <w:link w:val="6"/>
     <w:uiPriority w:val="9"/>
     <w:semiHidden/>
     <w:rsid w:val="00997B83"/>
@@ -2026,10 +1760,10 @@
       <w:color w:val="595959" w:themeColor="text1" w:themeTint="A6"/>
     </w:rPr>
   </w:style>
-  <w:style w:type="character" w:customStyle="1" w:styleId="Titolo7Carattere">
-    <w:name w:val="Titolo 7 Carattere"/>
-    <w:basedOn w:val="Carpredefinitoparagrafo"/>
-    <w:link w:val="Titolo7"/>
+  <w:style w:type="character" w:customStyle="1" w:styleId="70">
+    <w:name w:val="标题 7 字符"/>
+    <w:basedOn w:val="a0"/>
+    <w:link w:val="7"/>
     <w:uiPriority w:val="9"/>
     <w:semiHidden/>
     <w:rsid w:val="00997B83"/>
@@ -2038,10 +1772,10 @@
       <w:color w:val="595959" w:themeColor="text1" w:themeTint="A6"/>
     </w:rPr>
   </w:style>
-  <w:style w:type="character" w:customStyle="1" w:styleId="Titolo8Carattere">
-    <w:name w:val="Titolo 8 Carattere"/>
-    <w:basedOn w:val="Carpredefinitoparagrafo"/>
-    <w:link w:val="Titolo8"/>
+  <w:style w:type="character" w:customStyle="1" w:styleId="80">
+    <w:name w:val="标题 8 字符"/>
+    <w:basedOn w:val="a0"/>
+    <w:link w:val="8"/>
     <w:uiPriority w:val="9"/>
     <w:semiHidden/>
     <w:rsid w:val="00997B83"/>
@@ -2052,10 +1786,10 @@
       <w:color w:val="272727" w:themeColor="text1" w:themeTint="D8"/>
     </w:rPr>
   </w:style>
-  <w:style w:type="character" w:customStyle="1" w:styleId="Titolo9Carattere">
-    <w:name w:val="Titolo 9 Carattere"/>
-    <w:basedOn w:val="Carpredefinitoparagrafo"/>
-    <w:link w:val="Titolo9"/>
+  <w:style w:type="character" w:customStyle="1" w:styleId="90">
+    <w:name w:val="标题 9 字符"/>
+    <w:basedOn w:val="a0"/>
+    <w:link w:val="9"/>
     <w:uiPriority w:val="9"/>
     <w:semiHidden/>
     <w:rsid w:val="00997B83"/>
@@ -2064,11 +1798,11 @@
       <w:color w:val="272727" w:themeColor="text1" w:themeTint="D8"/>
     </w:rPr>
   </w:style>
-  <w:style w:type="paragraph" w:styleId="Titolo">
+  <w:style w:type="paragraph" w:styleId="a3">
     <w:name w:val="Title"/>
-    <w:basedOn w:val="Normale"/>
-    <w:next w:val="Normale"/>
-    <w:link w:val="TitoloCarattere"/>
+    <w:basedOn w:val="a"/>
+    <w:next w:val="a"/>
+    <w:link w:val="a4"/>
     <w:uiPriority w:val="10"/>
     <w:qFormat/>
     <w:rsid w:val="00997B83"/>
@@ -2084,10 +1818,10 @@
       <w:szCs w:val="56"/>
     </w:rPr>
   </w:style>
-  <w:style w:type="character" w:customStyle="1" w:styleId="TitoloCarattere">
-    <w:name w:val="Titolo Carattere"/>
-    <w:basedOn w:val="Carpredefinitoparagrafo"/>
-    <w:link w:val="Titolo"/>
+  <w:style w:type="character" w:customStyle="1" w:styleId="a4">
+    <w:name w:val="标题 字符"/>
+    <w:basedOn w:val="a0"/>
+    <w:link w:val="a3"/>
     <w:uiPriority w:val="10"/>
     <w:rsid w:val="00997B83"/>
     <w:rPr>
@@ -2098,11 +1832,11 @@
       <w:szCs w:val="56"/>
     </w:rPr>
   </w:style>
-  <w:style w:type="paragraph" w:styleId="Sottotitolo">
+  <w:style w:type="paragraph" w:styleId="a5">
     <w:name w:val="Subtitle"/>
-    <w:basedOn w:val="Normale"/>
-    <w:next w:val="Normale"/>
-    <w:link w:val="SottotitoloCarattere"/>
+    <w:basedOn w:val="a"/>
+    <w:next w:val="a"/>
+    <w:link w:val="a6"/>
     <w:uiPriority w:val="11"/>
     <w:qFormat/>
     <w:rsid w:val="00997B83"/>
@@ -2119,10 +1853,10 @@
       <w:szCs w:val="28"/>
     </w:rPr>
   </w:style>
-  <w:style w:type="character" w:customStyle="1" w:styleId="SottotitoloCarattere">
-    <w:name w:val="Sottotitolo Carattere"/>
-    <w:basedOn w:val="Carpredefinitoparagrafo"/>
-    <w:link w:val="Sottotitolo"/>
+  <w:style w:type="character" w:customStyle="1" w:styleId="a6">
+    <w:name w:val="副标题 字符"/>
+    <w:basedOn w:val="a0"/>
+    <w:link w:val="a5"/>
     <w:uiPriority w:val="11"/>
     <w:rsid w:val="00997B83"/>
     <w:rPr>
@@ -2133,11 +1867,11 @@
       <w:szCs w:val="28"/>
     </w:rPr>
   </w:style>
-  <w:style w:type="paragraph" w:styleId="Citazione">
+  <w:style w:type="paragraph" w:styleId="a7">
     <w:name w:val="Quote"/>
-    <w:basedOn w:val="Normale"/>
-    <w:next w:val="Normale"/>
-    <w:link w:val="CitazioneCarattere"/>
+    <w:basedOn w:val="a"/>
+    <w:next w:val="a"/>
+    <w:link w:val="a8"/>
     <w:uiPriority w:val="29"/>
     <w:qFormat/>
     <w:rsid w:val="00997B83"/>
@@ -2151,10 +1885,10 @@
       <w:color w:val="404040" w:themeColor="text1" w:themeTint="BF"/>
     </w:rPr>
   </w:style>
-  <w:style w:type="character" w:customStyle="1" w:styleId="CitazioneCarattere">
-    <w:name w:val="Citazione Carattere"/>
-    <w:basedOn w:val="Carpredefinitoparagrafo"/>
-    <w:link w:val="Citazione"/>
+  <w:style w:type="character" w:customStyle="1" w:styleId="a8">
+    <w:name w:val="引用 字符"/>
+    <w:basedOn w:val="a0"/>
+    <w:link w:val="a7"/>
     <w:uiPriority w:val="29"/>
     <w:rsid w:val="00997B83"/>
     <w:rPr>
@@ -2163,9 +1897,9 @@
       <w:color w:val="404040" w:themeColor="text1" w:themeTint="BF"/>
     </w:rPr>
   </w:style>
-  <w:style w:type="paragraph" w:styleId="Paragrafoelenco">
+  <w:style w:type="paragraph" w:styleId="a9">
     <w:name w:val="List Paragraph"/>
-    <w:basedOn w:val="Normale"/>
+    <w:basedOn w:val="a"/>
     <w:uiPriority w:val="34"/>
     <w:qFormat/>
     <w:rsid w:val="00997B83"/>
@@ -2174,9 +1908,9 @@
       <w:contextualSpacing/>
     </w:pPr>
   </w:style>
-  <w:style w:type="character" w:styleId="Enfasiintensa">
+  <w:style w:type="character" w:styleId="aa">
     <w:name w:val="Intense Emphasis"/>
-    <w:basedOn w:val="Carpredefinitoparagrafo"/>
+    <w:basedOn w:val="a0"/>
     <w:uiPriority w:val="21"/>
     <w:qFormat/>
     <w:rsid w:val="00997B83"/>
@@ -2186,11 +1920,11 @@
       <w:color w:val="2F5496" w:themeColor="accent1" w:themeShade="BF"/>
     </w:rPr>
   </w:style>
-  <w:style w:type="paragraph" w:styleId="Citazioneintensa">
+  <w:style w:type="paragraph" w:styleId="ab">
     <w:name w:val="Intense Quote"/>
-    <w:basedOn w:val="Normale"/>
-    <w:next w:val="Normale"/>
-    <w:link w:val="CitazioneintensaCarattere"/>
+    <w:basedOn w:val="a"/>
+    <w:next w:val="a"/>
+    <w:link w:val="ac"/>
     <w:uiPriority w:val="30"/>
     <w:qFormat/>
     <w:rsid w:val="00997B83"/>
@@ -2209,10 +1943,10 @@
       <w:color w:val="2F5496" w:themeColor="accent1" w:themeShade="BF"/>
     </w:rPr>
   </w:style>
-  <w:style w:type="character" w:customStyle="1" w:styleId="CitazioneintensaCarattere">
-    <w:name w:val="Citazione intensa Carattere"/>
-    <w:basedOn w:val="Carpredefinitoparagrafo"/>
-    <w:link w:val="Citazioneintensa"/>
+  <w:style w:type="character" w:customStyle="1" w:styleId="ac">
+    <w:name w:val="明显引用 字符"/>
+    <w:basedOn w:val="a0"/>
+    <w:link w:val="ab"/>
     <w:uiPriority w:val="30"/>
     <w:rsid w:val="00997B83"/>
     <w:rPr>
@@ -2221,9 +1955,9 @@
       <w:color w:val="2F5496" w:themeColor="accent1" w:themeShade="BF"/>
     </w:rPr>
   </w:style>
-  <w:style w:type="character" w:styleId="Riferimentointenso">
+  <w:style w:type="character" w:styleId="ad">
     <w:name w:val="Intense Reference"/>
-    <w:basedOn w:val="Carpredefinitoparagrafo"/>
+    <w:basedOn w:val="a0"/>
     <w:uiPriority w:val="32"/>
     <w:qFormat/>
     <w:rsid w:val="00997B83"/>
